--- a/Project2/Output_of_coded_bloom_filter.docx
+++ b/Project2/Output_of_coded_bloom_filter.docx
@@ -42,8 +42,8 @@
           <w:u w:val="single"/>
         </w:rPr>
         <w:drawing>
-          <wp:inline distT="0" distB="0" distL="0" distR="0" wp14:anchorId="34944E2D" wp14:editId="19DC1E69">
-            <wp:extent cx="6305550" cy="2736850"/>
+          <wp:inline distT="0" distB="0" distL="0" distR="0" wp14:anchorId="0CE17E61" wp14:editId="69A137CB">
+            <wp:extent cx="6305550" cy="3155950"/>
             <wp:effectExtent l="0" t="0" r="0" b="6350"/>
             <wp:docPr id="1" name="Picture 1" descr="Text&#10;&#10;Description automatically generated"/>
             <wp:cNvGraphicFramePr>
@@ -65,7 +65,7 @@
                   <pic:spPr>
                     <a:xfrm>
                       <a:off x="0" y="0"/>
-                      <a:ext cx="6305879" cy="2736993"/>
+                      <a:ext cx="6305882" cy="3156116"/>
                     </a:xfrm>
                     <a:prstGeom prst="rect">
                       <a:avLst/>
